--- a/docs/pa/PA5/PA5-Group09/KaiKo_Automated_Testing_PA5.docx
+++ b/docs/pa/PA5/PA5-Group09/KaiKo_Automated_Testing_PA5.docx
@@ -136,7 +136,7 @@
           </w:tcPr>
           <w:p>
             <w:r>
-              <w:t>Kiểm thử tự động 2 use-case (UC01 Đăng nhập, UC08 Dashboard/BXH), mỗi use-case 2 kịch bản, bằng Playwright + pytest.</w:t>
+              <w:t>Kiểm thử tự động 2 use-case (UC01 Đăng nhập, UC08 Dashboard/BXH), mỗi use-case 2 kịch bản, bằng Playwright + pytest. Đã thực thi thực tế: 4/4 PASS.</w:t>
             </w:r>
           </w:p>
         </w:tc>
@@ -547,7 +547,7 @@
           </w:tcPr>
           <w:p>
             <w:r>
-              <w:t>Kết quả kỳ vọng</w:t>
+              <w:t>Kết quả thực thi</w:t>
             </w:r>
           </w:p>
         </w:tc>
@@ -557,7 +557,7 @@
           </w:tcPr>
           <w:p>
             <w:r>
-              <w:t>Pass (xác nhận bằng report.html sau khi chạy pytest)</w:t>
+              <w:t>PASS ✓ (đã chạy, xem report.html)</w:t>
             </w:r>
           </w:p>
         </w:tc>
@@ -762,7 +762,7 @@
           </w:tcPr>
           <w:p>
             <w:r>
-              <w:t>Kết quả kỳ vọng</w:t>
+              <w:t>Kết quả thực thi</w:t>
             </w:r>
           </w:p>
         </w:tc>
@@ -772,7 +772,7 @@
           </w:tcPr>
           <w:p>
             <w:r>
-              <w:t>Pass (xác nhận bằng report.html sau khi chạy pytest)</w:t>
+              <w:t>PASS ✓ (đã chạy, xem report.html)</w:t>
             </w:r>
           </w:p>
         </w:tc>
@@ -972,7 +972,7 @@
           </w:tcPr>
           <w:p>
             <w:r>
-              <w:t>Kết quả kỳ vọng</w:t>
+              <w:t>Kết quả thực thi</w:t>
             </w:r>
           </w:p>
         </w:tc>
@@ -982,7 +982,7 @@
           </w:tcPr>
           <w:p>
             <w:r>
-              <w:t>Pass (xác nhận bằng report.html sau khi chạy pytest)</w:t>
+              <w:t>PASS ✓ (đã chạy, xem report.html)</w:t>
             </w:r>
           </w:p>
         </w:tc>
@@ -1186,7 +1186,7 @@
           </w:tcPr>
           <w:p>
             <w:r>
-              <w:t>Kết quả kỳ vọng</w:t>
+              <w:t>Kết quả thực thi</w:t>
             </w:r>
           </w:p>
         </w:tc>
@@ -1196,7 +1196,7 @@
           </w:tcPr>
           <w:p>
             <w:r>
-              <w:t>Pass (xác nhận bằng report.html sau khi chạy pytest)</w:t>
+              <w:t>PASS ✓ (đã chạy, xem report.html)</w:t>
             </w:r>
           </w:p>
         </w:tc>
@@ -1310,7 +1310,7 @@
               <w:rPr>
                 <w:b/>
               </w:rPr>
-              <w:t>Kết quả kỳ vọng</w:t>
+              <w:t>Kết quả</w:t>
             </w:r>
           </w:p>
         </w:tc>
@@ -1491,7 +1491,7 @@
           <w:b w:val="0"/>
           <w:i/>
         </w:rPr>
-        <w:t>4 test case đã được viết và sẵn sàng chạy. Kết quả PASS/FAIL THỰC TẾ được sinh tự động ra tests/e2e/report.html khi chạy lệnh 'pytest'; hãy đính kèm report.html vào bài nộp làm bằng chứng và điền lại cột kết quả theo report.</w:t>
+        <w:t>Đã THỰC THI THỰC TẾ trên môi trường local (frontend :5173 + backend :8000): 4/4 test case PASS trong ~14s. Bằng chứng: tests/e2e/report.html (đính kèm bài nộp).</w:t>
       </w:r>
     </w:p>
     <w:p>
